--- a/tillsyn/A 35062-2026 tillsynsbegäran.docx
+++ b/tillsyn/A 35062-2026 tillsynsbegäran.docx
@@ -1003,7 +1003,7 @@
     <w:r>
       <w:tab/>
       <w:tab/>
-      <w:t>2026-09-14</w:t>
+      <w:t>2026-09-15</w:t>
       <w:br/>
       <w:br/>
     </w:r>

--- a/tillsyn/A 35062-2026 tillsynsbegäran.docx
+++ b/tillsyn/A 35062-2026 tillsynsbegäran.docx
@@ -1003,7 +1003,7 @@
     <w:r>
       <w:tab/>
       <w:tab/>
-      <w:t>2026-09-15</w:t>
+      <w:t>2026-09-16</w:t>
       <w:br/>
       <w:br/>
     </w:r>

--- a/tillsyn/A 35062-2026 tillsynsbegäran.docx
+++ b/tillsyn/A 35062-2026 tillsynsbegäran.docx
@@ -1003,7 +1003,7 @@
     <w:r>
       <w:tab/>
       <w:tab/>
-      <w:t>2026-09-16</w:t>
+      <w:t>2026-09-17</w:t>
       <w:br/>
       <w:br/>
     </w:r>

--- a/tillsyn/A 35062-2026 tillsynsbegäran.docx
+++ b/tillsyn/A 35062-2026 tillsynsbegäran.docx
@@ -1003,7 +1003,7 @@
     <w:r>
       <w:tab/>
       <w:tab/>
-      <w:t>2026-09-17</w:t>
+      <w:t>2026-09-18</w:t>
       <w:br/>
       <w:br/>
     </w:r>

--- a/tillsyn/A 35062-2026 tillsynsbegäran.docx
+++ b/tillsyn/A 35062-2026 tillsynsbegäran.docx
@@ -1003,7 +1003,7 @@
     <w:r>
       <w:tab/>
       <w:tab/>
-      <w:t>2026-09-18</w:t>
+      <w:t>2026-09-19</w:t>
       <w:br/>
       <w:br/>
     </w:r>

--- a/tillsyn/A 35062-2026 tillsynsbegäran.docx
+++ b/tillsyn/A 35062-2026 tillsynsbegäran.docx
@@ -1003,7 +1003,7 @@
     <w:r>
       <w:tab/>
       <w:tab/>
-      <w:t>2026-09-19</w:t>
+      <w:t>2026-09-21</w:t>
       <w:br/>
       <w:br/>
     </w:r>

--- a/tillsyn/A 35062-2026 tillsynsbegäran.docx
+++ b/tillsyn/A 35062-2026 tillsynsbegäran.docx
@@ -1003,7 +1003,7 @@
     <w:r>
       <w:tab/>
       <w:tab/>
-      <w:t>2026-09-21</w:t>
+      <w:t>2026-09-23</w:t>
       <w:br/>
       <w:br/>
     </w:r>

--- a/tillsyn/A 35062-2026 tillsynsbegäran.docx
+++ b/tillsyn/A 35062-2026 tillsynsbegäran.docx
@@ -1003,7 +1003,7 @@
     <w:r>
       <w:tab/>
       <w:tab/>
-      <w:t>2026-09-23</w:t>
+      <w:t>2026-09-24</w:t>
       <w:br/>
       <w:br/>
     </w:r>

--- a/tillsyn/A 35062-2026 tillsynsbegäran.docx
+++ b/tillsyn/A 35062-2026 tillsynsbegäran.docx
@@ -1003,7 +1003,7 @@
     <w:r>
       <w:tab/>
       <w:tab/>
-      <w:t>2026-09-24</w:t>
+      <w:t>2026-09-25</w:t>
       <w:br/>
       <w:br/>
     </w:r>

--- a/tillsyn/A 35062-2026 tillsynsbegäran.docx
+++ b/tillsyn/A 35062-2026 tillsynsbegäran.docx
@@ -1003,7 +1003,7 @@
     <w:r>
       <w:tab/>
       <w:tab/>
-      <w:t>2026-09-25</w:t>
+      <w:t>2026-09-26</w:t>
       <w:br/>
       <w:br/>
     </w:r>

--- a/tillsyn/A 35062-2026 tillsynsbegäran.docx
+++ b/tillsyn/A 35062-2026 tillsynsbegäran.docx
@@ -1003,7 +1003,7 @@
     <w:r>
       <w:tab/>
       <w:tab/>
-      <w:t>2026-09-26</w:t>
+      <w:t>2026-09-27</w:t>
       <w:br/>
       <w:br/>
     </w:r>

--- a/tillsyn/A 35062-2026 tillsynsbegäran.docx
+++ b/tillsyn/A 35062-2026 tillsynsbegäran.docx
@@ -1003,7 +1003,7 @@
     <w:r>
       <w:tab/>
       <w:tab/>
-      <w:t>2026-09-27</w:t>
+      <w:t>2026-09-28</w:t>
       <w:br/>
       <w:br/>
     </w:r>

--- a/tillsyn/A 35062-2026 tillsynsbegäran.docx
+++ b/tillsyn/A 35062-2026 tillsynsbegäran.docx
@@ -1003,7 +1003,7 @@
     <w:r>
       <w:tab/>
       <w:tab/>
-      <w:t>2026-09-28</w:t>
+      <w:t>2026-09-29</w:t>
       <w:br/>
       <w:br/>
     </w:r>

--- a/tillsyn/A 35062-2026 tillsynsbegäran.docx
+++ b/tillsyn/A 35062-2026 tillsynsbegäran.docx
@@ -1003,7 +1003,7 @@
     <w:r>
       <w:tab/>
       <w:tab/>
-      <w:t>2026-09-29</w:t>
+      <w:t>2026-09-30</w:t>
       <w:br/>
       <w:br/>
     </w:r>

--- a/tillsyn/A 35062-2026 tillsynsbegäran.docx
+++ b/tillsyn/A 35062-2026 tillsynsbegäran.docx
@@ -1003,7 +1003,7 @@
     <w:r>
       <w:tab/>
       <w:tab/>
-      <w:t>2026-09-30</w:t>
+      <w:t>2026-10-01</w:t>
       <w:br/>
       <w:br/>
     </w:r>

--- a/tillsyn/A 35062-2026 tillsynsbegäran.docx
+++ b/tillsyn/A 35062-2026 tillsynsbegäran.docx
@@ -1003,7 +1003,7 @@
     <w:r>
       <w:tab/>
       <w:tab/>
-      <w:t>2026-10-01</w:t>
+      <w:t>2026-10-02</w:t>
       <w:br/>
       <w:br/>
     </w:r>

--- a/tillsyn/A 35062-2026 tillsynsbegäran.docx
+++ b/tillsyn/A 35062-2026 tillsynsbegäran.docx
@@ -1003,7 +1003,7 @@
     <w:r>
       <w:tab/>
       <w:tab/>
-      <w:t>2026-10-02</w:t>
+      <w:t>2026-10-03</w:t>
       <w:br/>
       <w:br/>
     </w:r>

--- a/tillsyn/A 35062-2026 tillsynsbegäran.docx
+++ b/tillsyn/A 35062-2026 tillsynsbegäran.docx
@@ -1003,7 +1003,7 @@
     <w:r>
       <w:tab/>
       <w:tab/>
-      <w:t>2026-10-03</w:t>
+      <w:t>2026-10-04</w:t>
       <w:br/>
       <w:br/>
     </w:r>

--- a/tillsyn/A 35062-2026 tillsynsbegäran.docx
+++ b/tillsyn/A 35062-2026 tillsynsbegäran.docx
@@ -1003,7 +1003,7 @@
     <w:r>
       <w:tab/>
       <w:tab/>
-      <w:t>2026-10-04</w:t>
+      <w:t>2026-10-05</w:t>
       <w:br/>
       <w:br/>
     </w:r>

--- a/tillsyn/A 35062-2026 tillsynsbegäran.docx
+++ b/tillsyn/A 35062-2026 tillsynsbegäran.docx
@@ -1003,7 +1003,7 @@
     <w:r>
       <w:tab/>
       <w:tab/>
-      <w:t>2026-10-05</w:t>
+      <w:t>2026-10-06</w:t>
       <w:br/>
       <w:br/>
     </w:r>

--- a/tillsyn/A 35062-2026 tillsynsbegäran.docx
+++ b/tillsyn/A 35062-2026 tillsynsbegäran.docx
@@ -1003,7 +1003,7 @@
     <w:r>
       <w:tab/>
       <w:tab/>
-      <w:t>2026-10-06</w:t>
+      <w:t>2026-10-07</w:t>
       <w:br/>
       <w:br/>
     </w:r>

--- a/tillsyn/A 35062-2026 tillsynsbegäran.docx
+++ b/tillsyn/A 35062-2026 tillsynsbegäran.docx
@@ -1003,7 +1003,7 @@
     <w:r>
       <w:tab/>
       <w:tab/>
-      <w:t>2026-10-07</w:t>
+      <w:t>2026-10-08</w:t>
       <w:br/>
       <w:br/>
     </w:r>

--- a/tillsyn/A 35062-2026 tillsynsbegäran.docx
+++ b/tillsyn/A 35062-2026 tillsynsbegäran.docx
@@ -1003,7 +1003,7 @@
     <w:r>
       <w:tab/>
       <w:tab/>
-      <w:t>2026-10-08</w:t>
+      <w:t>2026-10-09</w:t>
       <w:br/>
       <w:br/>
     </w:r>

--- a/tillsyn/A 35062-2026 tillsynsbegäran.docx
+++ b/tillsyn/A 35062-2026 tillsynsbegäran.docx
@@ -1003,7 +1003,7 @@
     <w:r>
       <w:tab/>
       <w:tab/>
-      <w:t>2026-10-09</w:t>
+      <w:t>2026-10-10</w:t>
       <w:br/>
       <w:br/>
     </w:r>

--- a/tillsyn/A 35062-2026 tillsynsbegäran.docx
+++ b/tillsyn/A 35062-2026 tillsynsbegäran.docx
@@ -1003,7 +1003,7 @@
     <w:r>
       <w:tab/>
       <w:tab/>
-      <w:t>2026-10-10</w:t>
+      <w:t>2026-10-11</w:t>
       <w:br/>
       <w:br/>
     </w:r>

--- a/tillsyn/A 35062-2026 tillsynsbegäran.docx
+++ b/tillsyn/A 35062-2026 tillsynsbegäran.docx
@@ -1003,7 +1003,7 @@
     <w:r>
       <w:tab/>
       <w:tab/>
-      <w:t>2026-10-11</w:t>
+      <w:t>2026-10-12</w:t>
       <w:br/>
       <w:br/>
     </w:r>

--- a/tillsyn/A 35062-2026 tillsynsbegäran.docx
+++ b/tillsyn/A 35062-2026 tillsynsbegäran.docx
@@ -1003,7 +1003,7 @@
     <w:r>
       <w:tab/>
       <w:tab/>
-      <w:t>2026-10-12</w:t>
+      <w:t>2026-10-13</w:t>
       <w:br/>
       <w:br/>
     </w:r>

--- a/tillsyn/A 35062-2026 tillsynsbegäran.docx
+++ b/tillsyn/A 35062-2026 tillsynsbegäran.docx
@@ -1003,7 +1003,7 @@
     <w:r>
       <w:tab/>
       <w:tab/>
-      <w:t>2026-10-13</w:t>
+      <w:t>2026-10-14</w:t>
       <w:br/>
       <w:br/>
     </w:r>

--- a/tillsyn/A 35062-2026 tillsynsbegäran.docx
+++ b/tillsyn/A 35062-2026 tillsynsbegäran.docx
@@ -1003,7 +1003,7 @@
     <w:r>
       <w:tab/>
       <w:tab/>
-      <w:t>2026-10-14</w:t>
+      <w:t>2026-10-15</w:t>
       <w:br/>
       <w:br/>
     </w:r>

--- a/tillsyn/A 35062-2026 tillsynsbegäran.docx
+++ b/tillsyn/A 35062-2026 tillsynsbegäran.docx
@@ -1003,7 +1003,7 @@
     <w:r>
       <w:tab/>
       <w:tab/>
-      <w:t>2026-10-15</w:t>
+      <w:t>2026-10-16</w:t>
       <w:br/>
       <w:br/>
     </w:r>

--- a/tillsyn/A 35062-2026 tillsynsbegäran.docx
+++ b/tillsyn/A 35062-2026 tillsynsbegäran.docx
@@ -1003,7 +1003,7 @@
     <w:r>
       <w:tab/>
       <w:tab/>
-      <w:t>2026-10-16</w:t>
+      <w:t>2026-10-17</w:t>
       <w:br/>
       <w:br/>
     </w:r>

--- a/tillsyn/A 35062-2026 tillsynsbegäran.docx
+++ b/tillsyn/A 35062-2026 tillsynsbegäran.docx
@@ -1003,7 +1003,7 @@
     <w:r>
       <w:tab/>
       <w:tab/>
-      <w:t>2026-10-17</w:t>
+      <w:t>2026-10-18</w:t>
       <w:br/>
       <w:br/>
     </w:r>

--- a/tillsyn/A 35062-2026 tillsynsbegäran.docx
+++ b/tillsyn/A 35062-2026 tillsynsbegäran.docx
@@ -1003,7 +1003,7 @@
     <w:r>
       <w:tab/>
       <w:tab/>
-      <w:t>2026-10-18</w:t>
+      <w:t>2026-10-19</w:t>
       <w:br/>
       <w:br/>
     </w:r>

--- a/tillsyn/A 35062-2026 tillsynsbegäran.docx
+++ b/tillsyn/A 35062-2026 tillsynsbegäran.docx
@@ -1003,7 +1003,7 @@
     <w:r>
       <w:tab/>
       <w:tab/>
-      <w:t>2026-10-19</w:t>
+      <w:t>2026-10-20</w:t>
       <w:br/>
       <w:br/>
     </w:r>

--- a/tillsyn/A 35062-2026 tillsynsbegäran.docx
+++ b/tillsyn/A 35062-2026 tillsynsbegäran.docx
@@ -1003,7 +1003,7 @@
     <w:r>
       <w:tab/>
       <w:tab/>
-      <w:t>2026-10-20</w:t>
+      <w:t>2026-10-21</w:t>
       <w:br/>
       <w:br/>
     </w:r>

--- a/tillsyn/A 35062-2026 tillsynsbegäran.docx
+++ b/tillsyn/A 35062-2026 tillsynsbegäran.docx
@@ -1003,7 +1003,7 @@
     <w:r>
       <w:tab/>
       <w:tab/>
-      <w:t>2026-10-21</w:t>
+      <w:t>2026-10-22</w:t>
       <w:br/>
       <w:br/>
     </w:r>

--- a/tillsyn/A 35062-2026 tillsynsbegäran.docx
+++ b/tillsyn/A 35062-2026 tillsynsbegäran.docx
@@ -22,7 +22,7 @@
       <w:r>
         <w:drawing>
           <wp:inline xmlns:a="http://schemas.openxmlformats.org/drawingml/2006/main" xmlns:pic="http://schemas.openxmlformats.org/drawingml/2006/picture">
-            <wp:extent cx="5486400" cy="4594367"/>
+            <wp:extent cx="5486400" cy="4518943"/>
             <wp:docPr id="1" name="Picture 1"/>
             <wp:cNvGraphicFramePr>
               <a:graphicFrameLocks noChangeAspect="1"/>
@@ -43,7 +43,7 @@
                   <pic:spPr>
                     <a:xfrm>
                       <a:off x="0" y="0"/>
-                      <a:ext cx="5486400" cy="4594367"/>
+                      <a:ext cx="5486400" cy="4518943"/>
                     </a:xfrm>
                     <a:prstGeom prst="rect"/>
                   </pic:spPr>
@@ -60,12 +60,12 @@
         <w:spacing w:after="240"/>
       </w:pPr>
       <w:r>
-        <w:t>Figur 1. Fyndplatser för naturvårdsarter i och inom 16 meter från avverkningsanmälan. Markörer utan svart kant är placerade på fyndplatsen. Markörer med svart kant är placerade vid sidan av fyndplatsen och har ett svart streck som visar fyndplatsens exakta position. Kartans mittpunktskoordinat är N 7471181, E 819845 i SWEREF 99 TM.</w:t>
+        <w:t>Figur 1. Fyndplatser för naturvårdsarter i och inom 21 meter från avverkningsanmälan. Markörer utan svart kant är placerade på fyndplatsen. Markörer med svart kant är placerade vid sidan av fyndplatsen och har ett svart streck som visar fyndplatsens exakta position. Kartans mittpunktskoordinat är N 7471181, E 819845 i SWEREF 99 TM.</w:t>
       </w:r>
     </w:p>
     <w:p>
       <w:r>
-        <w:t>I och inom 16 meter från avverkningsanmälan finns fynd av 10 naturvårdsarter, varav 8 är rödlistade, 3 är fridlysta och 8 är typiska (T): urskogsporing (EN), fläckporing (VU, T), garnlav (VU, T), gammelgransskål (NT, T), knottrig blåslav (NT, T), lavskrika (NT, T, §4), ullticka (NT, T), violmussling (NT, T), järpe (T, §4) och fläcknycklar (§8). Se Figur 1.</w:t>
+        <w:t>I och inom 21 meter från avverkningsanmälan finns fynd av 19 naturvårdsarter, varav 16 är rödlistade, 5 är fridlysta, 13 är typiska (T) och 1 är signalart (S): urskogsporing (EN), fläckporing (VU, T), garnlav (VU, T), skuggnål (VU), dropptaggsvamp (NT, T), gammelgransskål (NT, T), knottrig blåslav (NT, T), lavskrika (NT, T, §4), mörk kolflarnlav (NT), stjärntagging (NT, T), talltita (NT, §4), tretåig hackspett (NT, T, §4), ullticka (NT, T), vaddporing (NT), vedskivlav (NT, T), violmussling (NT, T), bårdlav (S, T), järpe (T, §4) och fläcknycklar (§8). Se Figur 1.</w:t>
       </w:r>
     </w:p>
     <w:p>
@@ -169,6 +169,37 @@
         <w:rPr>
           <w:b/>
         </w:rPr>
+        <w:t xml:space="preserve">Skuggnål (VU) </w:t>
+      </w:r>
+      <w:r>
+        <w:t>växer främst vid basen av gamla grova granar i gamla boreala barrskogar med hög bonitet och mycket hög luftfuktighet. Minskningstakten har uppgått till 30 (20–50) % under de senaste 50 åren och överstiger gränsvärdet för Sårbar (VU) enligt A-kriteriet. (A2bc+4bc). Vid skogliga inventeringar är skuggnål en art som måste eftersökas och dess växtplatser ska bedömas som nyckelbiotoper (SLU Artdatabanken, 2024).</w:t>
+      </w:r>
+    </w:p>
+    <w:p>
+      <w:r>
+        <w:rPr>
+          <w:b/>
+        </w:rPr>
+        <w:t>Dropptaggsvamp (NT)</w:t>
+      </w:r>
+      <w:r>
+        <w:t xml:space="preserve"> bildar mykorrhiza med tall, främst i barrskog med trädkontinuitet, i magra, torra och ljusöppna lavtallskogar och i barrblandskogar med friskmossor och lingon i fältskiktet. Den totala populationen i landet har minskat och bedöms fortsätta minska till följd av slutavverkningar av tallskog. Det är högst oklart om arten långsiktigt kan etablera och reproducera sig i skogsbestånd som brukas med trakthyggesmetoder, markberedning, gödsling eller föryngring med förädlat plantmaterial. Uppfyller kriterierna för att bli rödlistad på grund av ny kunskap som visar att en större andel av populationen än tidigare bedömt är knuten till kontinuitetsbarrskog. Minskningstakten för den svenska populationen bedöms vara nära gränsvärdet för Sårbar (VU). Dropptaggsvamp är typisk art för </w:t>
+      </w:r>
+      <w:r>
+        <w:rPr>
+          <w:i/>
+        </w:rPr>
+        <w:t xml:space="preserve">9010 Taiga </w:t>
+      </w:r>
+      <w:r>
+        <w:t>(SLU Artdatabanken, 2026).</w:t>
+      </w:r>
+    </w:p>
+    <w:p>
+      <w:r>
+        <w:rPr>
+          <w:b/>
+        </w:rPr>
         <w:t>Gammelgransskål (NT)</w:t>
       </w:r>
       <w:r>
@@ -240,6 +271,86 @@
         <w:rPr>
           <w:b/>
         </w:rPr>
+        <w:t>Mörk kolflarnlav (NT)</w:t>
+      </w:r>
+      <w:r>
+        <w:t xml:space="preserve"> är brandberoende och växer nästan uteslutande på kolad hård kärnved av tall. Arten förekommer främst i glesa, öppna tall- och blandbarrskogar av naturskogskaraktär och etableringen verkar ske sent efter brand, kanske först efter 100–300 år. Mörk kolflarnlav indikerar skog med höga naturvärden och vanligast är att den påträffas på rester av nedbrunna torrakor och högstubbar och lågstubbar som är så grova att hela innandömet är urbränt. Tall- och blandbarrskogar av naturskogskaraktär med spår av återkommande bränder hyser höga biologiska värden och bör skyddas (SLU Artdatabanken, 2024).</w:t>
+      </w:r>
+    </w:p>
+    <w:p>
+      <w:r>
+        <w:rPr>
+          <w:b/>
+        </w:rPr>
+        <w:t>Stjärntagging (NT)</w:t>
+      </w:r>
+      <w:r>
+        <w:t xml:space="preserve"> signalerar inom hela sitt utbredningsområde höga naturvärden. Svampen är uttorkningskänslig och beroende av ett oförändrat fuktigt mikroklimat. Den är även beroende av en ständig tillgång på död ved i olika nedbrytningsstadier, dock ej nödvändigtvis grova träd. Tidigare påverkan på miljön måste dock ha varit så skonsam att det naturliga skogsekosystemet till stora delar har bevarats. Minskningstakten för den svenska populationen bedöms vara nära gränsvärdet för Sårbar (VU). Stjärntagging är typisk art för </w:t>
+      </w:r>
+      <w:r>
+        <w:rPr>
+          <w:i/>
+        </w:rPr>
+        <w:t xml:space="preserve">9010 Taiga, 9050 Näringsrik granskog </w:t>
+      </w:r>
+      <w:r>
+        <w:t xml:space="preserve">och </w:t>
+      </w:r>
+      <w:r>
+        <w:rPr>
+          <w:i/>
+        </w:rPr>
+        <w:t>9030 Landhöjningsskog</w:t>
+      </w:r>
+      <w:r>
+        <w:t xml:space="preserve"> (SLU Artdatabanken, 2024; Nitare &amp; Skogsstyrelsen, 2019).</w:t>
+      </w:r>
+    </w:p>
+    <w:p>
+      <w:r>
+        <w:rPr>
+          <w:b/>
+        </w:rPr>
+        <w:t>Talltita (NT, §4)</w:t>
+      </w:r>
+      <w:r>
+        <w:t>, rödlistad som nära hotad och prioriterad art i Skogsvårdslagen, har häckningsrevir i anmälan. Arten har minskat kraftigt de senaste 30 åren och minskningstakten innevarande 10-årsperiod beräknas till 20 (10–30) %. Talltitan är synnerligen trogen sitt cirka 15 hektar stora revir och är beroende av flerskiktade olikåldriga skogar för att kunna föda upp sina ungar. Talltitan försvinner om dess livsmiljö kalavverkas (Eggers &amp; Low, 2014; Ekman, 1979; Griesser et al, 2007; Klein, 2020; Siffczyk et al, 2003; SLU Artdatabanken, 2021).</w:t>
+      </w:r>
+    </w:p>
+    <w:p>
+      <w:r>
+        <w:rPr>
+          <w:b/>
+        </w:rPr>
+        <w:t>Tretåig hackspett (NT, §4)</w:t>
+      </w:r>
+      <w:r>
+        <w:t xml:space="preserve"> är rödlistad som nära hotad och ingår i bilaga 1 i EU:s fågeldirektiv. Tretåig hackspett är för sin överlevnad beroende av kontinuerlig tillförsel av äldre döende och död ved, som sker genom naturliga självgallringsprocesser i äldre grannaturskogar och barrblandade naturskogar. Om en skog genom skogsbruk gallras eller glesas ur så upphör och uteblir i stort sett den naturliga självgallringsprocessen för mycket lång tid framöver vilket omöjliggör upprätthållandet av den kontinuerliga ekologiska funktionen i ett område. Det finns studier som visar att naturskogens självgallringsprocess som den tretåiga hackspetten är beroende av, inte kan ersättas med efterlämnad hänsyn i skogsbruket (Imbeau &amp; Desrochers, 2002). Storleken på häckningsreviret varierar med skogstypen, förekomsten av död ved och graden av fragmentering, men är i allmänhet i storleksordningen 25–100 hektar. Vintertid krävs ofta betydligt större områden och det finns studier som antyder att arten behöver minst 100 hektar äldre skog. I områden med låg bonitet kan det behövas över 200 hektar lämpligt habitat för att ett par ska kunna reproducera sig. Områden med dokumenterad permanent förekomst i naturskogsmiljöer har vanligen så stora naturvärden att skogsbruk är olämpligt. Tretåig hackspett är typisk art för </w:t>
+      </w:r>
+      <w:r>
+        <w:rPr>
+          <w:i/>
+        </w:rPr>
+        <w:t xml:space="preserve">9010 Taiga, 9740 Skogsbevuxen myr, 9030 Landhöjningsskog </w:t>
+      </w:r>
+      <w:r>
+        <w:t xml:space="preserve">och </w:t>
+      </w:r>
+      <w:r>
+        <w:rPr>
+          <w:i/>
+        </w:rPr>
+        <w:t>9040 Fjällbjörkskog</w:t>
+      </w:r>
+      <w:r>
+        <w:t xml:space="preserve"> (Skogsstyrelsen, 2016; SLU Artdatabanken, 2024).</w:t>
+      </w:r>
+    </w:p>
+    <w:p>
+      <w:r>
+        <w:rPr>
+          <w:b/>
+        </w:rPr>
         <w:t>Ullticka (NT)</w:t>
       </w:r>
       <w:r>
@@ -296,6 +407,37 @@
         <w:rPr>
           <w:b/>
         </w:rPr>
+        <w:t xml:space="preserve">Vaddporing (NT) </w:t>
+      </w:r>
+      <w:r>
+        <w:t>är en brunrötande vednedbrytare som hittas på undersidan av liggande murken tallved i olika former. Substratet utgörs framför allt av den typ av hård, kådimpregnerad och ofta kolad tallved som skapas i brandpräglad skog. Vedtypen nybildas i mycket liten omfattning och det är sannolikt att arten upplever en utdöendeskuld. För att garantera artens fortlevnad bör man både säkra att artens växtplatser hålls intakta samt att långsiktigt säkerställa att ny ved tillkommer, allra helst i omedelbar anslutning till artens växtplatser. Skoglig gallring och annat uttag av virke innebär ett hot mot arten (SLU Artdatabanken, 2024).</w:t>
+      </w:r>
+    </w:p>
+    <w:p>
+      <w:r>
+        <w:rPr>
+          <w:b/>
+        </w:rPr>
+        <w:t>Vedskivlav (NT)</w:t>
+      </w:r>
+      <w:r>
+        <w:t xml:space="preserve"> växer på gammal, torr, exponerad, hård kärnved av framförallt tall i naturskogsartade bestånd. Avverkning av tallskog av naturskogskaraktär med spår av återkommande bränder är ett hot. Mängden lämplig ved att växa på för vedskivlav minskar, dels på grund av naturlig nedbrytning men framförallt på grund av att de förstörs i samband med slutavverkningar, gallringar och markberedning. Tall- och blandbarrskogar av naturskogskaraktär med spår av återkommande bränder bör skyddas. Vedskivlav är typisk art för </w:t>
+      </w:r>
+      <w:r>
+        <w:rPr>
+          <w:i/>
+        </w:rPr>
+        <w:t>9010 Taiga</w:t>
+      </w:r>
+      <w:r>
+        <w:t xml:space="preserve"> (SLU Artdatabanken, 2024).</w:t>
+      </w:r>
+    </w:p>
+    <w:p>
+      <w:r>
+        <w:rPr>
+          <w:b/>
+        </w:rPr>
         <w:t>Violmussling (NT)</w:t>
       </w:r>
       <w:r>
@@ -342,6 +484,53 @@
           <w:i/>
         </w:rPr>
         <w:t>9010 Taiga</w:t>
+      </w:r>
+      <w:r>
+        <w:t xml:space="preserve"> (SLU Artdatabanken, 2026; Nitare &amp; Skogsstyrelsen, 2019).</w:t>
+      </w:r>
+    </w:p>
+    <w:p>
+      <w:r>
+        <w:rPr>
+          <w:b/>
+        </w:rPr>
+        <w:t>Bårdlav</w:t>
+      </w:r>
+      <w:r>
+        <w:t xml:space="preserve"> signalerar miljöer med höga naturvärden och på lokalerna finns vanligtvis många andra ovanliga och rödlistade arter. Den visar även på platser med hög och jämn luftfuktighet. På bårdlav och andra njurlavar (Nephroma) kan de sällsynta parasiterna </w:t>
+      </w:r>
+      <w:r>
+        <w:rPr>
+          <w:i/>
+        </w:rPr>
+        <w:t xml:space="preserve">Protounguicularia nephromatis </w:t>
+      </w:r>
+      <w:r>
+        <w:t xml:space="preserve">(VU) och </w:t>
+      </w:r>
+      <w:r>
+        <w:rPr>
+          <w:i/>
+        </w:rPr>
+        <w:t xml:space="preserve">Tremella nephromatis </w:t>
+      </w:r>
+      <w:r>
+        <w:t xml:space="preserve">(DD) påträffas. Bårdlav är typisk art för </w:t>
+      </w:r>
+      <w:r>
+        <w:rPr>
+          <w:i/>
+        </w:rPr>
+        <w:t xml:space="preserve">9010 Taiga, 9020 Nordlig ädellövskog, 9070 Trädklädd betesmark, 9110 Näringsfattig bokskog, 9160 Näringsrik ekskog, 9180 Ädellövskog i branter </w:t>
+      </w:r>
+      <w:r>
+        <w:t>och</w:t>
+      </w:r>
+      <w:r>
+        <w:rPr>
+          <w:i/>
+        </w:rPr>
+        <w:t xml:space="preserve"> 9190 Näringsfattig ekskog</w:t>
       </w:r>
       <w:r>
         <w:t xml:space="preserve"> (SLU Artdatabanken, 2026; Nitare &amp; Skogsstyrelsen, 2019).</w:t>
@@ -413,7 +602,7 @@
     </w:p>
     <w:p>
       <w:r>
-        <w:t>Följande typiska arter har sina livsmiljöer och växtplatser i den avverkningsanmälda skogen: fläckporing (VU, T), garnlav (VU, T), gammelgransskål (NT, T), knottrig blåslav (NT, T), lavskrika (NT, T, §4), ullticka (NT, T), violmussling (NT, T) och järpe (T, §4).</w:t>
+        <w:t>Följande typiska arter har sina livsmiljöer och växtplatser i den avverkningsanmälda skogen: fläckporing (VU, T), garnlav (VU, T), dropptaggsvamp (NT, T), gammelgransskål (NT, T), knottrig blåslav (NT, T), lavskrika (NT, T, §4), stjärntagging (NT, T), tretåig hackspett (NT, T, §4), ullticka (NT, T), vedskivlav (NT, T), violmussling (NT, T), bårdlav (S, T) och järpe (T, §4).</w:t>
       </w:r>
     </w:p>
     <w:p>
@@ -567,6 +756,327 @@
       </w:r>
       <w:r>
         <w:t>SLU Artdatabanken, Uppsala</w:t>
+      </w:r>
+    </w:p>
+    <w:p>
+      <w:pPr>
+        <w:pStyle w:val="Heading1"/>
+      </w:pPr>
+      <w:r>
+        <w:t>Talltita – ekologi samt krav på livsmiljön</w:t>
+      </w:r>
+    </w:p>
+    <w:p>
+      <w:r>
+        <w:t>Talltita är rödlistad som NT, fridlyst och prioriterad art i Skogsvårdslagen. Den omfattas av EU:s fågeldirektiv. Arten har minskat kraftigt de senaste 30 åren och minskningstakten innevarande 10-årsperiod beräknas till 20 (10–30) % (SLU Artdatabanken, 2022).</w:t>
+      </w:r>
+    </w:p>
+    <w:p>
+      <w:r>
+        <w:t>Talltita föredrar större sammanhängande barrskogar, och finns såväl i tallskog som granskog och i lövblandad barrskog. Skogens struktur är viktig och ska helst vara flerskiktad med riklig underväxt av mindre granar, björk och andra lövträd och buskar. Tillgång på murknande högstubbar är särskilt viktig, eftersom talltitan helst själv hackar ut sitt bohål (SLU Artdatabanken, 2022).</w:t>
+      </w:r>
+    </w:p>
+    <w:p>
+      <w:r>
+        <w:t>Det finns flera studier som visar att talltita är känslig för gallring och inte överlever när dess livsmiljö kalavverkas (Eggers and Low, 2014; Griesser et al., 2007; Klein, 2020). Talltitans revir är förhållandevis stora, 10–20 hektar och arten missgynnas när skogen fragmenteras. Kalavverkning av större delar av reviret innebär att det överges (Artdatabanken, 2021).</w:t>
+      </w:r>
+    </w:p>
+    <w:p>
+      <w:r>
+        <w:t>Talltitan är synnerligen trogen sitt revir så länge paret lever och biotopen förblir intakt. Paret stannar i sitt revir året om. En förlust av ett revir har därför en stor inverkan på den lokala populationen och trakthyggesbruket anses vara orsak till den svenska populationens kraftiga minskning. Talltiteparets revirtrohet innebär att närhelst under året man observerar en adult talltita så ingår denna plats i reviret (Siffczyk et al., 2003; Ekman, 1979).</w:t>
+      </w:r>
+    </w:p>
+    <w:p>
+      <w:pPr>
+        <w:pStyle w:val="Heading2"/>
+      </w:pPr>
+      <w:r>
+        <w:t>Referenser – talltita</w:t>
+      </w:r>
+    </w:p>
+    <w:p>
+      <w:r>
+        <w:t xml:space="preserve">Eggers, S., Low, M., 2014. </w:t>
+      </w:r>
+      <w:r>
+        <w:rPr>
+          <w:i/>
+        </w:rPr>
+        <w:t xml:space="preserve">Differential demographic responses of sympatric Parids to vegetation management in boreal forest. </w:t>
+      </w:r>
+      <w:r>
+        <w:t>For. Ecol. Manage. 319, 169–175.</w:t>
+      </w:r>
+    </w:p>
+    <w:p>
+      <w:r>
+        <w:t xml:space="preserve">Ekman, J., 1979. </w:t>
+      </w:r>
+      <w:r>
+        <w:rPr>
+          <w:i/>
+        </w:rPr>
+        <w:t xml:space="preserve">Coherence, composition and territories of winter social groups of the Willow Tit Parus montanus and the Crested Tit P. cristatus. </w:t>
+      </w:r>
+      <w:r>
+        <w:t>Ornis Scandinavica, 10, pp 56–68</w:t>
+      </w:r>
+    </w:p>
+    <w:p>
+      <w:r>
+        <w:t xml:space="preserve">Griesser, M., Nystrand, M., Eggers, S., Ekman, J., 2007. </w:t>
+      </w:r>
+      <w:r>
+        <w:rPr>
+          <w:i/>
+        </w:rPr>
+        <w:t xml:space="preserve">Impact of forestry practices on fitness correlates and population productivity in an open-nesting bird species. </w:t>
+      </w:r>
+      <w:r>
+        <w:t>Conserv. Biol. 21, 767–774. https://doi.org/10.1111/j.1523- 1739.2007.00675.x</w:t>
+      </w:r>
+    </w:p>
+    <w:p>
+      <w:r>
+        <w:t xml:space="preserve">Klein, J., 2020. </w:t>
+      </w:r>
+      <w:r>
+        <w:rPr>
+          <w:i/>
+        </w:rPr>
+        <w:t xml:space="preserve">The forgotten forest – On thinning, retention, and biodiversity in the boreal forest. </w:t>
+      </w:r>
+      <w:r>
+        <w:t>Doctoral Thesis No. 2020:50</w:t>
+      </w:r>
+    </w:p>
+    <w:p>
+      <w:r>
+        <w:t xml:space="preserve">Siffczyk, C., Brotons, L., Kangas, K., Orell, M., 2003. </w:t>
+      </w:r>
+      <w:r>
+        <w:rPr>
+          <w:i/>
+        </w:rPr>
+        <w:t xml:space="preserve">Home range size of willow tits. </w:t>
+      </w:r>
+      <w:r>
+        <w:t>Oecologica, 136, 635–642 (2003)</w:t>
+      </w:r>
+    </w:p>
+    <w:p>
+      <w:r>
+        <w:t xml:space="preserve">SLU Artdatabanken, 2021. </w:t>
+      </w:r>
+      <w:r>
+        <w:rPr>
+          <w:i/>
+        </w:rPr>
+        <w:t xml:space="preserve">Artfaktablad. Naturvård – artfakta. </w:t>
+      </w:r>
+      <w:r>
+        <w:t>SLU Artdatabanken, Uppsala</w:t>
+      </w:r>
+    </w:p>
+    <w:p>
+      <w:pPr>
+        <w:pStyle w:val="Heading1"/>
+      </w:pPr>
+      <w:r>
+        <w:t>Tretåig hackspett – ekologi samt krav på livsmiljön</w:t>
+      </w:r>
+    </w:p>
+    <w:p>
+      <w:r>
+        <w:t xml:space="preserve">Tretåig hackspett (NT) är fridlyst enligt §4 Artskyddsförordningen och finns med som prioriterad art i Skogsstyrelsen vägledning för skogsbruket (bilaga 4 till SVL). I vägledningen står bland annat att: </w:t>
+      </w:r>
+      <w:r>
+        <w:rPr>
+          <w:i/>
+        </w:rPr>
+        <w:t xml:space="preserve">“Tretåig hackspett har stora arealkrav och höga krav på sin livsmiljö. Omdaningen av naturskogar till kulturskogar medför en förlust av viktiga miljöer, något som förstärks av ökad fragmentering till följd av avverkningar.” </w:t>
+      </w:r>
+      <w:r>
+        <w:t xml:space="preserve">Vidare att: </w:t>
+      </w:r>
+      <w:r>
+        <w:rPr>
+          <w:i/>
+        </w:rPr>
+        <w:t>“Områden med dokumenterad permanent förekomst i naturskogsmiljöer har vanligen så stora naturvärden att skogsbruk är olämpligt”</w:t>
+      </w:r>
+      <w:r>
+        <w:t xml:space="preserve"> (SLU Artdatabanken, 2024; Skogsstyrelsen, 2016)</w:t>
+      </w:r>
+      <w:r>
+        <w:rPr>
+          <w:i/>
+        </w:rPr>
+        <w:t>.</w:t>
+      </w:r>
+    </w:p>
+    <w:p>
+      <w:r>
+        <w:t>Tretåig hackspett är beroende av större sammanhängande naturskogar med kontinuerlig tillgång och nybildning av död ved och fragmentering av livsmiljöerna utgör ett stort hot mot arten (se exempelvis Stachura-Skierczynska et al., 2009; Wesolowski et al., 2005; Butler et al., 2004; Pakkala et al., 2002; Amcoff et al., 1996; Virkkala, 1991). Det finns studier som visar att naturskogens självgallringsprocess som den tretåiga hackspetten är beroende av, inte kan ersättas med efterlämnad hänsyn i skogsbruket (Imbeau &amp; Desrochers, 2002).</w:t>
+      </w:r>
+    </w:p>
+    <w:p>
+      <w:r>
+        <w:t>Permanenta revir av tretåig hackspett karaktäriseras ofta av artens typiska ringformigt ordnade hackmärken på framför allt gamla granar. För att säkerställa att inte revir av tretåig hackspett drabbas av avverkningsplanerna bör en inventering göras i området både under häckningstid och under vintern, då arten utnyttjar betydligt större områden än under sommarens häckningsrevir. Storleken på häckningsreviret varierar med skogstypen, förekomsten av död ved och graden av fragmentering, men är i allmänhet i storleksordningen 25–100 hektar (SLU Artdatabanken, 2024; Skogsstyrelsen, 2016).</w:t>
+      </w:r>
+    </w:p>
+    <w:p>
+      <w:r>
+        <w:t xml:space="preserve">Förutom fridlysning enligt §4 Artskyddsförordningen är tretåig hackspett även förtecknad i EU:s fågeldirektiv bilaga 1. Den är typisk art för </w:t>
+      </w:r>
+      <w:r>
+        <w:rPr>
+          <w:i/>
+        </w:rPr>
+        <w:t xml:space="preserve">9010 Taiga, 9740 Skogsbevuxen myr, 9030 Landhöjningsskog </w:t>
+      </w:r>
+      <w:r>
+        <w:t xml:space="preserve">och </w:t>
+      </w:r>
+      <w:r>
+        <w:rPr>
+          <w:i/>
+        </w:rPr>
+        <w:t>9040 Fjällbjörkskog</w:t>
+      </w:r>
+      <w:r>
+        <w:t xml:space="preserve"> samt ingår i Natura 2000 och är förtecknad i Bernkonventionen bilaga II (strikt skyddade djurarter) (SLU Artdatabanken, 2024; Skogsstyrelsen, 2016).</w:t>
+      </w:r>
+    </w:p>
+    <w:p>
+      <w:pPr>
+        <w:pStyle w:val="Heading2"/>
+      </w:pPr>
+      <w:r>
+        <w:t>Referenser – tretåig hackspett</w:t>
+      </w:r>
+    </w:p>
+    <w:p>
+      <w:r>
+        <w:t xml:space="preserve">Amcoff, M. &amp; Eriksson, P. 1996. </w:t>
+      </w:r>
+      <w:r>
+        <w:rPr>
+          <w:i/>
+        </w:rPr>
+        <w:t xml:space="preserve">Förekomst av tretåig hackspett Picoides tridactylus på bestånds- och landskapsnivå. </w:t>
+      </w:r>
+      <w:r>
+        <w:t>Ornis Svecica 6: 107–119.</w:t>
+      </w:r>
+    </w:p>
+    <w:p>
+      <w:r>
+        <w:t xml:space="preserve">Butler, R., Angelstam, P., Ekelund, P. &amp; Schlaeffer, R. 2004. </w:t>
+      </w:r>
+      <w:r>
+        <w:rPr>
+          <w:i/>
+        </w:rPr>
+        <w:t xml:space="preserve">Dead wood threshold values for the three-toed woodpecker presence in boreal and sub-Alpine forest. </w:t>
+      </w:r>
+      <w:r>
+        <w:t>Biological conservation 119(3): 305–318.</w:t>
+      </w:r>
+    </w:p>
+    <w:p>
+      <w:r>
+        <w:t xml:space="preserve">Imbeau, L. &amp; Desrochers, A. 2002. </w:t>
+      </w:r>
+      <w:r>
+        <w:rPr>
+          <w:i/>
+        </w:rPr>
+        <w:t xml:space="preserve">Foraging Ecology and Use of Drumming Trees by Three-Toed Woodpeckers. </w:t>
+      </w:r>
+      <w:r>
+        <w:t>The Journal of Wildlife Management. Vol. 66, No. 1 (Jan., 2002), pp. 222–231.</w:t>
+      </w:r>
+    </w:p>
+    <w:p>
+      <w:r>
+        <w:t xml:space="preserve">Pakkala, T., Hanski, I. &amp; Tomppo, E. 2002. </w:t>
+      </w:r>
+      <w:r>
+        <w:rPr>
+          <w:i/>
+        </w:rPr>
+        <w:t xml:space="preserve">Spatial ecology of the three-toed woodpecker in managed forest landscapes. </w:t>
+      </w:r>
+      <w:r>
+        <w:t>Silva Fennica 36(1): 279–288.</w:t>
+      </w:r>
+    </w:p>
+    <w:p>
+      <w:r>
+        <w:t xml:space="preserve">Skogsstyrelsen, 2016. </w:t>
+      </w:r>
+      <w:r>
+        <w:rPr>
+          <w:i/>
+        </w:rPr>
+        <w:t>Vägledning för hänsyn till fåglar – Tretåig hackspett.</w:t>
+      </w:r>
+    </w:p>
+    <w:p>
+      <w:r>
+        <w:t xml:space="preserve">SLU Artdatabanken, 2024. </w:t>
+      </w:r>
+      <w:r>
+        <w:rPr>
+          <w:i/>
+        </w:rPr>
+        <w:t xml:space="preserve">Artfaktablad. Naturvård – artfakta. </w:t>
+      </w:r>
+      <w:r>
+        <w:t>SLU Artdatabanken, Uppsala.</w:t>
+      </w:r>
+    </w:p>
+    <w:p>
+      <w:r>
+        <w:t xml:space="preserve">Stachura-Skierczynska, K., Tumiel, T. &amp; Skierczynski, M. 2009. </w:t>
+      </w:r>
+      <w:r>
+        <w:rPr>
+          <w:i/>
+        </w:rPr>
+        <w:t xml:space="preserve">Habitat prediction model for three-toed woodpecker and its implications for the conservation of biologically valuable forests. </w:t>
+      </w:r>
+      <w:r>
+        <w:t>Forest Ecology and Management 258(5): 697–703.</w:t>
+      </w:r>
+    </w:p>
+    <w:p>
+      <w:r>
+        <w:t xml:space="preserve">Virkkala, R. 1991. </w:t>
+      </w:r>
+      <w:r>
+        <w:rPr>
+          <w:i/>
+        </w:rPr>
+        <w:t xml:space="preserve">Population trends of forest birds in a Finnish Lapland landscape of large habitat blocks – Consequences of stochastic environmental variation or regional habitat alteration. </w:t>
+      </w:r>
+      <w:r>
+        <w:t>Biological conservation 56(2): 223–240.</w:t>
+      </w:r>
+    </w:p>
+    <w:p>
+      <w:r>
+        <w:t xml:space="preserve">Wesolowski, T., Czeszczewik, D. &amp; Rowinski, P. 2005. </w:t>
+      </w:r>
+      <w:r>
+        <w:rPr>
+          <w:i/>
+        </w:rPr>
+        <w:t xml:space="preserve">Effects of forest management on Three-toed Woodpecker Picoides tridactylus distribution in the Bialowieza Forest (NE Poland): conservation implications. </w:t>
+      </w:r>
+      <w:r>
+        <w:t>Acta Ornithologica 40(1): 53–60.</w:t>
       </w:r>
     </w:p>
     <w:p>
@@ -1003,7 +1513,7 @@
     <w:r>
       <w:tab/>
       <w:tab/>
-      <w:t>2026-10-22</w:t>
+      <w:t>2026-10-23</w:t>
       <w:br/>
       <w:br/>
     </w:r>

--- a/tillsyn/A 35062-2026 tillsynsbegäran.docx
+++ b/tillsyn/A 35062-2026 tillsynsbegäran.docx
@@ -1513,7 +1513,7 @@
     <w:r>
       <w:tab/>
       <w:tab/>
-      <w:t>2026-10-23</w:t>
+      <w:t>2026-10-24</w:t>
       <w:br/>
       <w:br/>
     </w:r>

--- a/tillsyn/A 35062-2026 tillsynsbegäran.docx
+++ b/tillsyn/A 35062-2026 tillsynsbegäran.docx
@@ -1513,7 +1513,7 @@
     <w:r>
       <w:tab/>
       <w:tab/>
-      <w:t>2026-10-24</w:t>
+      <w:t>2026-10-25</w:t>
       <w:br/>
       <w:br/>
     </w:r>

--- a/tillsyn/A 35062-2026 tillsynsbegäran.docx
+++ b/tillsyn/A 35062-2026 tillsynsbegäran.docx
@@ -1513,7 +1513,7 @@
     <w:r>
       <w:tab/>
       <w:tab/>
-      <w:t>2026-10-25</w:t>
+      <w:t>2026-10-26</w:t>
       <w:br/>
       <w:br/>
     </w:r>

--- a/tillsyn/A 35062-2026 tillsynsbegäran.docx
+++ b/tillsyn/A 35062-2026 tillsynsbegäran.docx
@@ -1513,7 +1513,7 @@
     <w:r>
       <w:tab/>
       <w:tab/>
-      <w:t>2026-10-26</w:t>
+      <w:t>2026-10-27</w:t>
       <w:br/>
       <w:br/>
     </w:r>

--- a/tillsyn/A 35062-2026 tillsynsbegäran.docx
+++ b/tillsyn/A 35062-2026 tillsynsbegäran.docx
@@ -1513,7 +1513,7 @@
     <w:r>
       <w:tab/>
       <w:tab/>
-      <w:t>2026-10-27</w:t>
+      <w:t>2026-10-28</w:t>
       <w:br/>
       <w:br/>
     </w:r>

--- a/tillsyn/A 35062-2026 tillsynsbegäran.docx
+++ b/tillsyn/A 35062-2026 tillsynsbegäran.docx
@@ -1513,7 +1513,7 @@
     <w:r>
       <w:tab/>
       <w:tab/>
-      <w:t>2026-10-28</w:t>
+      <w:t>2026-10-29</w:t>
       <w:br/>
       <w:br/>
     </w:r>

--- a/tillsyn/A 35062-2026 tillsynsbegäran.docx
+++ b/tillsyn/A 35062-2026 tillsynsbegäran.docx
@@ -1513,7 +1513,7 @@
     <w:r>
       <w:tab/>
       <w:tab/>
-      <w:t>2026-10-29</w:t>
+      <w:t>2026-10-31</w:t>
       <w:br/>
       <w:br/>
     </w:r>
